--- a/Files/06 - Yom Tov/09 - Rosh Hashana/How to do Teshuva/How to do Teshuva.docx
+++ b/Files/06 - Yom Tov/09 - Rosh Hashana/How to do Teshuva/How to do Teshuva.docx
@@ -1618,7 +1618,7 @@
           <w:rFonts w:ascii="Times New Roman" w:hAnsi="Times New Roman" w:cs="Times New Roman" w:hint="cs"/>
           <w:rtl/>
         </w:rPr>
-        <w:t>ושלום</w:t>
+        <w:t xml:space="preserve">ושלום </w:t>
       </w:r>
       <w:r>
         <w:rPr>

--- a/Files/06 - Yom Tov/09 - Rosh Hashana/How to do Teshuva/How to do Teshuva.docx
+++ b/Files/06 - Yom Tov/09 - Rosh Hashana/How to do Teshuva/How to do Teshuva.docx
@@ -26,7 +26,13 @@
         <w:rPr>
           <w:rFonts w:ascii="Times New Roman" w:hAnsi="Times New Roman" w:cs="Times New Roman"/>
         </w:rPr>
-        <w:t>I came across from Rav Satka</w:t>
+        <w:t xml:space="preserve">I came across from Rav </w:t>
+      </w:r>
+      <w:r>
+        <w:rPr>
+          <w:rFonts w:ascii="Times New Roman" w:hAnsi="Times New Roman" w:cs="Times New Roman"/>
+        </w:rPr>
+        <w:t>Tzadka</w:t>
       </w:r>
       <w:r>
         <w:rPr>
@@ -63,7 +69,31 @@
         <w:rPr>
           <w:rFonts w:ascii="Times New Roman" w:hAnsi="Times New Roman" w:cs="Times New Roman"/>
         </w:rPr>
-        <w:t xml:space="preserve">Rav Satka being from the </w:t>
+        <w:t xml:space="preserve">Rav </w:t>
+      </w:r>
+      <w:r>
+        <w:rPr>
+          <w:rFonts w:ascii="Times New Roman" w:hAnsi="Times New Roman" w:cs="Times New Roman"/>
+        </w:rPr>
+        <w:t>Tzadka</w:t>
+      </w:r>
+      <w:r>
+        <w:rPr>
+          <w:rFonts w:ascii="Times New Roman" w:hAnsi="Times New Roman" w:cs="Times New Roman"/>
+        </w:rPr>
+        <w:t xml:space="preserve"> </w:t>
+      </w:r>
+      <w:r>
+        <w:rPr>
+          <w:rFonts w:ascii="Times New Roman" w:hAnsi="Times New Roman" w:cs="Times New Roman"/>
+        </w:rPr>
+        <w:t>from</w:t>
+      </w:r>
+      <w:r>
+        <w:rPr>
+          <w:rFonts w:ascii="Times New Roman" w:hAnsi="Times New Roman" w:cs="Times New Roman"/>
+        </w:rPr>
+        <w:t xml:space="preserve"> the </w:t>
       </w:r>
       <w:r>
         <w:rPr>
@@ -104,19 +134,7 @@
         <w:rPr>
           <w:rFonts w:ascii="Times New Roman" w:hAnsi="Times New Roman" w:cs="Times New Roman"/>
         </w:rPr>
-        <w:t xml:space="preserve"> here in Kew Garden</w:t>
-      </w:r>
-      <w:r>
-        <w:rPr>
-          <w:rFonts w:ascii="Times New Roman" w:hAnsi="Times New Roman" w:cs="Times New Roman"/>
-        </w:rPr>
-        <w:t>s</w:t>
-      </w:r>
-      <w:r>
-        <w:rPr>
-          <w:rFonts w:ascii="Times New Roman" w:hAnsi="Times New Roman" w:cs="Times New Roman"/>
-        </w:rPr>
-        <w:t xml:space="preserve"> Hills</w:t>
+        <w:t xml:space="preserve"> in Kew Garden Hills</w:t>
       </w:r>
       <w:r>
         <w:rPr>
@@ -342,7 +360,19 @@
         <w:rPr>
           <w:rFonts w:ascii="Times New Roman" w:hAnsi="Times New Roman" w:cs="Times New Roman"/>
         </w:rPr>
-        <w:t xml:space="preserve"> with all your concentration that you can, and putting your whole heart into it</w:t>
+        <w:t xml:space="preserve"> with all </w:t>
+      </w:r>
+      <w:r>
+        <w:rPr>
+          <w:rFonts w:ascii="Times New Roman" w:hAnsi="Times New Roman" w:cs="Times New Roman"/>
+        </w:rPr>
+        <w:t>the</w:t>
+      </w:r>
+      <w:r>
+        <w:rPr>
+          <w:rFonts w:ascii="Times New Roman" w:hAnsi="Times New Roman" w:cs="Times New Roman"/>
+        </w:rPr>
+        <w:t xml:space="preserve"> concentration that you can, and put your whole heart into it</w:t>
       </w:r>
       <w:r>
         <w:rPr>
@@ -360,13 +390,26 @@
         <w:rPr>
           <w:rFonts w:ascii="Times New Roman" w:hAnsi="Times New Roman" w:cs="Times New Roman"/>
         </w:rPr>
-        <w:t>E</w:t>
-      </w:r>
-      <w:r>
-        <w:rPr>
-          <w:rFonts w:ascii="Times New Roman" w:hAnsi="Times New Roman" w:cs="Times New Roman"/>
-        </w:rPr>
-        <w:t xml:space="preserve">ven if you had major </w:t>
+        <w:t xml:space="preserve">Hashem will </w:t>
+      </w:r>
+      <w:r>
+        <w:rPr>
+          <w:rFonts w:ascii="Times New Roman" w:hAnsi="Times New Roman" w:cs="Times New Roman" w:hint="cs"/>
+          <w:rtl/>
+        </w:rPr>
+        <w:t>מוחל</w:t>
+      </w:r>
+      <w:r>
+        <w:rPr>
+          <w:rFonts w:ascii="Times New Roman" w:hAnsi="Times New Roman" w:cs="Times New Roman"/>
+        </w:rPr>
+        <w:t xml:space="preserve"> be all of your</w:t>
+      </w:r>
+      <w:r>
+        <w:rPr>
+          <w:rFonts w:ascii="Times New Roman" w:hAnsi="Times New Roman" w:cs="Times New Roman"/>
+        </w:rPr>
+        <w:t xml:space="preserve"> </w:t>
       </w:r>
       <w:r>
         <w:rPr>
@@ -379,71 +422,7 @@
         <w:rPr>
           <w:rFonts w:ascii="Times New Roman" w:hAnsi="Times New Roman" w:cs="Times New Roman"/>
         </w:rPr>
-        <w:t xml:space="preserve">, </w:t>
-      </w:r>
-      <w:r>
-        <w:rPr>
-          <w:rFonts w:ascii="Times New Roman" w:hAnsi="Times New Roman" w:cs="Times New Roman"/>
-        </w:rPr>
-        <w:t>i</w:t>
-      </w:r>
-      <w:r>
-        <w:rPr>
-          <w:rFonts w:ascii="Times New Roman" w:hAnsi="Times New Roman" w:cs="Times New Roman"/>
-        </w:rPr>
-        <w:t>t</w:t>
-      </w:r>
-      <w:r>
-        <w:rPr>
-          <w:rFonts w:ascii="Times New Roman" w:hAnsi="Times New Roman" w:cs="Times New Roman"/>
-        </w:rPr>
-        <w:t>’</w:t>
-      </w:r>
-      <w:r>
-        <w:rPr>
-          <w:rFonts w:ascii="Times New Roman" w:hAnsi="Times New Roman" w:cs="Times New Roman"/>
-        </w:rPr>
-        <w:t xml:space="preserve">s as if he was from </w:t>
-      </w:r>
-      <w:r>
-        <w:rPr>
-          <w:rFonts w:ascii="Times New Roman" w:hAnsi="Times New Roman" w:cs="Times New Roman" w:hint="cs"/>
-          <w:rtl/>
-        </w:rPr>
-        <w:t>דור</w:t>
-      </w:r>
-      <w:r>
-        <w:rPr>
-          <w:rFonts w:ascii="Times New Roman" w:hAnsi="Times New Roman" w:cs="Times New Roman"/>
-          <w:rtl/>
-        </w:rPr>
-        <w:t xml:space="preserve"> </w:t>
-      </w:r>
-      <w:r>
-        <w:rPr>
-          <w:rFonts w:ascii="Times New Roman" w:hAnsi="Times New Roman" w:cs="Times New Roman" w:hint="cs"/>
-          <w:rtl/>
-        </w:rPr>
-        <w:t>אנוש</w:t>
-      </w:r>
-      <w:r>
-        <w:rPr>
-          <w:rFonts w:ascii="Times New Roman" w:hAnsi="Times New Roman" w:cs="Times New Roman"/>
-        </w:rPr>
-        <w:t xml:space="preserve"> and they are </w:t>
-      </w:r>
-      <w:r>
-        <w:rPr>
-          <w:rFonts w:ascii="Times New Roman" w:hAnsi="Times New Roman" w:cs="Times New Roman" w:hint="cs"/>
-          <w:rtl/>
-        </w:rPr>
-        <w:t>מוחל</w:t>
-      </w:r>
-      <w:r>
-        <w:rPr>
-          <w:rFonts w:ascii="Times New Roman" w:hAnsi="Times New Roman" w:cs="Times New Roman"/>
-        </w:rPr>
-        <w:t xml:space="preserve"> to him. It</w:t>
+        <w:t>. It</w:t>
       </w:r>
       <w:r>
         <w:rPr>
@@ -546,20 +525,6 @@
       <w:r>
         <w:rPr>
           <w:rFonts w:ascii="Times New Roman" w:hAnsi="Times New Roman" w:cs="Times New Roman"/>
-          <w:rtl/>
-        </w:rPr>
-        <w:t xml:space="preserve">, </w:t>
-      </w:r>
-      <w:r>
-        <w:rPr>
-          <w:rFonts w:ascii="Times New Roman" w:hAnsi="Times New Roman" w:cs="Times New Roman" w:hint="cs"/>
-          <w:rtl/>
-        </w:rPr>
-        <w:t>וותרן</w:t>
-      </w:r>
-      <w:r>
-        <w:rPr>
-          <w:rFonts w:ascii="Times New Roman" w:hAnsi="Times New Roman" w:cs="Times New Roman"/>
         </w:rPr>
         <w:t>, to look away and let the other person succeed, let them win. It</w:t>
       </w:r>
@@ -573,7 +538,19 @@
         <w:rPr>
           <w:rFonts w:ascii="Times New Roman" w:hAnsi="Times New Roman" w:cs="Times New Roman"/>
         </w:rPr>
-        <w:t>s not good to always be right. No one ever got ahead in life by always being right. Let you say, you</w:t>
+        <w:t xml:space="preserve">s not good to always be right. No one ever got ahead in life by always being right. </w:t>
+      </w:r>
+      <w:r>
+        <w:rPr>
+          <w:rFonts w:ascii="Times New Roman" w:hAnsi="Times New Roman" w:cs="Times New Roman"/>
+        </w:rPr>
+        <w:t>Just</w:t>
+      </w:r>
+      <w:r>
+        <w:rPr>
+          <w:rFonts w:ascii="Times New Roman" w:hAnsi="Times New Roman" w:cs="Times New Roman"/>
+        </w:rPr>
+        <w:t xml:space="preserve"> say, you</w:t>
       </w:r>
       <w:r>
         <w:rPr>
@@ -666,7 +643,19 @@
         <w:rPr>
           <w:rFonts w:ascii="Times New Roman" w:hAnsi="Times New Roman" w:cs="Times New Roman"/>
         </w:rPr>
-        <w:t>. And that</w:t>
+        <w:t xml:space="preserve">. </w:t>
+      </w:r>
+      <w:r>
+        <w:rPr>
+          <w:rFonts w:ascii="Times New Roman" w:hAnsi="Times New Roman" w:cs="Times New Roman"/>
+        </w:rPr>
+        <w:t>T</w:t>
+      </w:r>
+      <w:r>
+        <w:rPr>
+          <w:rFonts w:ascii="Times New Roman" w:hAnsi="Times New Roman" w:cs="Times New Roman"/>
+        </w:rPr>
+        <w:t>hat</w:t>
       </w:r>
       <w:r>
         <w:rPr>
@@ -704,7 +693,19 @@
         <w:rPr>
           <w:rFonts w:ascii="Times New Roman" w:hAnsi="Times New Roman" w:cs="Times New Roman"/>
         </w:rPr>
-        <w:t xml:space="preserve">. And what is his reward? </w:t>
+        <w:t xml:space="preserve">. </w:t>
+      </w:r>
+      <w:r>
+        <w:rPr>
+          <w:rFonts w:ascii="Times New Roman" w:hAnsi="Times New Roman" w:cs="Times New Roman"/>
+        </w:rPr>
+        <w:t>W</w:t>
+      </w:r>
+      <w:r>
+        <w:rPr>
+          <w:rFonts w:ascii="Times New Roman" w:hAnsi="Times New Roman" w:cs="Times New Roman"/>
+        </w:rPr>
+        <w:t xml:space="preserve">hat is his reward? </w:t>
       </w:r>
       <w:r>
         <w:rPr>
@@ -1082,7 +1083,19 @@
         <w:rPr>
           <w:rFonts w:ascii="Times New Roman" w:hAnsi="Times New Roman" w:cs="Times New Roman"/>
         </w:rPr>
-        <w:t xml:space="preserve">s a </w:t>
+        <w:t xml:space="preserve">s </w:t>
+      </w:r>
+      <w:r>
+        <w:rPr>
+          <w:rFonts w:ascii="Times New Roman" w:hAnsi="Times New Roman" w:cs="Times New Roman"/>
+        </w:rPr>
+        <w:t xml:space="preserve">from </w:t>
+      </w:r>
+      <w:r>
+        <w:rPr>
+          <w:rFonts w:ascii="Times New Roman" w:hAnsi="Times New Roman" w:cs="Times New Roman"/>
+        </w:rPr>
+        <w:t xml:space="preserve">a </w:t>
       </w:r>
       <w:r>
         <w:rPr>
@@ -1217,7 +1230,7 @@
         <w:rPr>
           <w:rFonts w:ascii="Times New Roman" w:hAnsi="Times New Roman" w:cs="Times New Roman"/>
         </w:rPr>
-        <w:t xml:space="preserve"> and his and his army drowning in the </w:t>
+        <w:t xml:space="preserve"> and his army drowning in the </w:t>
       </w:r>
       <w:r>
         <w:rPr>
@@ -1332,7 +1345,13 @@
         <w:rPr>
           <w:rFonts w:ascii="Times New Roman" w:hAnsi="Times New Roman" w:cs="Times New Roman"/>
         </w:rPr>
-        <w:t xml:space="preserve">f someone is sick and someone is crying for him and </w:t>
+        <w:t>f someone cr</w:t>
+      </w:r>
+      <w:r>
+        <w:rPr>
+          <w:rFonts w:ascii="Times New Roman" w:hAnsi="Times New Roman" w:cs="Times New Roman"/>
+        </w:rPr>
+        <w:t xml:space="preserve">ies and </w:t>
       </w:r>
       <w:r>
         <w:rPr>
@@ -1344,7 +1363,19 @@
         <w:rPr>
           <w:rFonts w:ascii="Times New Roman" w:hAnsi="Times New Roman" w:cs="Times New Roman"/>
         </w:rPr>
-        <w:t xml:space="preserve"> for him, they are </w:t>
+        <w:t xml:space="preserve"> for </w:t>
+      </w:r>
+      <w:r>
+        <w:rPr>
+          <w:rFonts w:ascii="Times New Roman" w:hAnsi="Times New Roman" w:cs="Times New Roman"/>
+        </w:rPr>
+        <w:t>someone who is sick</w:t>
+      </w:r>
+      <w:r>
+        <w:rPr>
+          <w:rFonts w:ascii="Times New Roman" w:hAnsi="Times New Roman" w:cs="Times New Roman"/>
+        </w:rPr>
+        <w:t xml:space="preserve">, they are </w:t>
       </w:r>
       <w:r>
         <w:rPr>
@@ -1377,21 +1408,7 @@
           <w:rFonts w:ascii="Times New Roman" w:hAnsi="Times New Roman" w:cs="Times New Roman" w:hint="cs"/>
           <w:rtl/>
         </w:rPr>
-        <w:t>גמרא</w:t>
-      </w:r>
-      <w:r>
-        <w:rPr>
-          <w:rFonts w:ascii="Times New Roman" w:hAnsi="Times New Roman" w:cs="Times New Roman" w:hint="cs"/>
-          <w:rtl/>
-        </w:rPr>
-        <w:t xml:space="preserve"> </w:t>
-      </w:r>
-      <w:r>
-        <w:rPr>
-          <w:rFonts w:ascii="Times New Roman" w:hAnsi="Times New Roman" w:cs="Times New Roman" w:hint="cs"/>
-          <w:rtl/>
-        </w:rPr>
-        <w:t>שבת</w:t>
+        <w:t>גמרא שבת</w:t>
       </w:r>
       <w:r>
         <w:rPr>
@@ -1428,7 +1445,13 @@
         <w:rPr>
           <w:rFonts w:ascii="Times New Roman" w:hAnsi="Times New Roman" w:cs="Times New Roman"/>
         </w:rPr>
-        <w:t xml:space="preserve"> and he says </w:t>
+        <w:t xml:space="preserve"> and</w:t>
+      </w:r>
+      <w:r>
+        <w:rPr>
+          <w:rFonts w:ascii="Times New Roman" w:hAnsi="Times New Roman" w:cs="Times New Roman"/>
+        </w:rPr>
+        <w:t xml:space="preserve"> says </w:t>
       </w:r>
       <w:r>
         <w:rPr>
@@ -1454,13 +1477,25 @@
         <w:rPr>
           <w:rFonts w:ascii="Times New Roman" w:hAnsi="Times New Roman" w:cs="Times New Roman"/>
         </w:rPr>
-        <w:t xml:space="preserve"> that come along with him from home, from </w:t>
-      </w:r>
-      <w:r>
-        <w:rPr>
-          <w:rFonts w:ascii="Times New Roman" w:hAnsi="Times New Roman" w:cs="Times New Roman"/>
-        </w:rPr>
-        <w:t>shul</w:t>
+        <w:t xml:space="preserve"> that come </w:t>
+      </w:r>
+      <w:r>
+        <w:rPr>
+          <w:rFonts w:ascii="Times New Roman" w:hAnsi="Times New Roman" w:cs="Times New Roman"/>
+        </w:rPr>
+        <w:t>home</w:t>
+      </w:r>
+      <w:r>
+        <w:rPr>
+          <w:rFonts w:ascii="Times New Roman" w:hAnsi="Times New Roman" w:cs="Times New Roman"/>
+        </w:rPr>
+        <w:t xml:space="preserve"> with him from</w:t>
+      </w:r>
+      <w:r>
+        <w:rPr>
+          <w:rFonts w:ascii="Times New Roman" w:hAnsi="Times New Roman" w:cs="Times New Roman"/>
+        </w:rPr>
+        <w:t xml:space="preserve"> shu</w:t>
       </w:r>
       <w:r>
         <w:rPr>
@@ -1533,7 +1568,19 @@
         <w:rPr>
           <w:rFonts w:ascii="Times New Roman" w:hAnsi="Times New Roman" w:cs="Times New Roman"/>
         </w:rPr>
-        <w:t>it’s</w:t>
+        <w:t>it</w:t>
+      </w:r>
+      <w:r>
+        <w:rPr>
+          <w:rFonts w:ascii="Times New Roman" w:hAnsi="Times New Roman" w:cs="Times New Roman"/>
+        </w:rPr>
+        <w:t>’</w:t>
+      </w:r>
+      <w:r>
+        <w:rPr>
+          <w:rFonts w:ascii="Times New Roman" w:hAnsi="Times New Roman" w:cs="Times New Roman"/>
+        </w:rPr>
+        <w:t>s</w:t>
       </w:r>
       <w:r>
         <w:rPr>
@@ -1618,7 +1665,7 @@
           <w:rFonts w:ascii="Times New Roman" w:hAnsi="Times New Roman" w:cs="Times New Roman" w:hint="cs"/>
           <w:rtl/>
         </w:rPr>
-        <w:t xml:space="preserve">ושלום </w:t>
+        <w:t>ושלום</w:t>
       </w:r>
       <w:r>
         <w:rPr>
@@ -1765,7 +1812,19 @@
         <w:rPr>
           <w:rFonts w:ascii="Times New Roman" w:hAnsi="Times New Roman" w:cs="Times New Roman"/>
         </w:rPr>
-        <w:t>, we’ll live a long life.</w:t>
+        <w:t>, we</w:t>
+      </w:r>
+      <w:r>
+        <w:rPr>
+          <w:rFonts w:ascii="Times New Roman" w:hAnsi="Times New Roman" w:cs="Times New Roman"/>
+        </w:rPr>
+        <w:t>’</w:t>
+      </w:r>
+      <w:r>
+        <w:rPr>
+          <w:rFonts w:ascii="Times New Roman" w:hAnsi="Times New Roman" w:cs="Times New Roman"/>
+        </w:rPr>
+        <w:t>ll live a long life.</w:t>
       </w:r>
       <w:r>
         <w:rPr>
@@ -1845,7 +1904,19 @@
         <w:rPr>
           <w:rFonts w:ascii="Times New Roman" w:hAnsi="Times New Roman" w:cs="Times New Roman"/>
         </w:rPr>
-        <w:t xml:space="preserve">it’s </w:t>
+        <w:t>it</w:t>
+      </w:r>
+      <w:r>
+        <w:rPr>
+          <w:rFonts w:ascii="Times New Roman" w:hAnsi="Times New Roman" w:cs="Times New Roman"/>
+        </w:rPr>
+        <w:t>’</w:t>
+      </w:r>
+      <w:r>
+        <w:rPr>
+          <w:rFonts w:ascii="Times New Roman" w:hAnsi="Times New Roman" w:cs="Times New Roman"/>
+        </w:rPr>
+        <w:t xml:space="preserve">s </w:t>
       </w:r>
       <w:r>
         <w:rPr>
@@ -1962,7 +2033,19 @@
         <w:rPr>
           <w:rFonts w:ascii="Times New Roman" w:hAnsi="Times New Roman" w:cs="Times New Roman"/>
         </w:rPr>
-        <w:t xml:space="preserve"> can show. </w:t>
+        <w:t xml:space="preserve"> can show</w:t>
+      </w:r>
+      <w:r>
+        <w:rPr>
+          <w:rFonts w:ascii="Times New Roman" w:hAnsi="Times New Roman" w:cs="Times New Roman"/>
+        </w:rPr>
+        <w:t xml:space="preserve"> off</w:t>
+      </w:r>
+      <w:r>
+        <w:rPr>
+          <w:rFonts w:ascii="Times New Roman" w:hAnsi="Times New Roman" w:cs="Times New Roman"/>
+        </w:rPr>
+        <w:t xml:space="preserve">. </w:t>
       </w:r>
       <w:r>
         <w:rPr>
@@ -2025,7 +2108,19 @@
         <w:rPr>
           <w:rFonts w:ascii="Times New Roman" w:hAnsi="Times New Roman" w:cs="Times New Roman"/>
         </w:rPr>
-        <w:t xml:space="preserve">, it’s a </w:t>
+        <w:t>, it</w:t>
+      </w:r>
+      <w:r>
+        <w:rPr>
+          <w:rFonts w:ascii="Times New Roman" w:hAnsi="Times New Roman" w:cs="Times New Roman"/>
+        </w:rPr>
+        <w:t>’</w:t>
+      </w:r>
+      <w:r>
+        <w:rPr>
+          <w:rFonts w:ascii="Times New Roman" w:hAnsi="Times New Roman" w:cs="Times New Roman"/>
+        </w:rPr>
+        <w:t xml:space="preserve">s a </w:t>
       </w:r>
       <w:r>
         <w:rPr>
@@ -2491,7 +2586,7 @@
           <w:rFonts w:ascii="Times New Roman" w:hAnsi="Times New Roman" w:cs="Times New Roman" w:hint="cs"/>
           <w:rtl/>
         </w:rPr>
-        <w:t>שמיים</w:t>
+        <w:t>שמים</w:t>
       </w:r>
       <w:r>
         <w:rPr>
@@ -2827,7 +2922,19 @@
         <w:rPr>
           <w:rFonts w:ascii="Times New Roman" w:hAnsi="Times New Roman" w:cs="Times New Roman"/>
         </w:rPr>
-        <w:t xml:space="preserve">These are all little things that we usually do, they’re not hard things. We just have to have in mind that we want to have our </w:t>
+        <w:t>These are all little things that we usually do, they</w:t>
+      </w:r>
+      <w:r>
+        <w:rPr>
+          <w:rFonts w:ascii="Times New Roman" w:hAnsi="Times New Roman" w:cs="Times New Roman"/>
+        </w:rPr>
+        <w:t>’</w:t>
+      </w:r>
+      <w:r>
+        <w:rPr>
+          <w:rFonts w:ascii="Times New Roman" w:hAnsi="Times New Roman" w:cs="Times New Roman"/>
+        </w:rPr>
+        <w:t xml:space="preserve">re not hard things. We just have to have in mind that we want to have our </w:t>
       </w:r>
       <w:r>
         <w:rPr>

--- a/Files/06 - Yom Tov/09 - Rosh Hashana/How to do Teshuva/How to do Teshuva.docx
+++ b/Files/06 - Yom Tov/09 - Rosh Hashana/How to do Teshuva/How to do Teshuva.docx
@@ -1665,7 +1665,7 @@
           <w:rFonts w:ascii="Times New Roman" w:hAnsi="Times New Roman" w:cs="Times New Roman" w:hint="cs"/>
           <w:rtl/>
         </w:rPr>
-        <w:t>ושלום</w:t>
+        <w:t xml:space="preserve">ושלום </w:t>
       </w:r>
       <w:r>
         <w:rPr>
